--- a/doc/IntelGPU&BrowserCompatibilitySolutions-en.docx
+++ b/doc/IntelGPU&BrowserCompatibilitySolutions-en.docx
@@ -171,7 +171,36 @@
           <w:szCs w:val="24"/>
           <w:lang w:val="en-US" w:eastAsia="zh-CN"/>
         </w:rPr>
-        <w:t>Update your computer system drivers and browser to the latest version</w:t>
+        <w:t>Update your computer system drivers and browser</w:t>
+      </w:r>
+      <w:r>
+        <w:rPr>
+          <w:rFonts w:hint="default" w:asciiTheme="minorEastAsia" w:hAnsiTheme="minorEastAsia" w:cstheme="minorEastAsia"/>
+          <w:sz w:val="24"/>
+          <w:szCs w:val="24"/>
+          <w:lang w:val="en-US" w:eastAsia="zh-CN"/>
+        </w:rPr>
+        <w:t>(64-bit</w:t>
+      </w:r>
+      <w:bookmarkStart w:id="0" w:name="_GoBack"/>
+      <w:bookmarkEnd w:id="0"/>
+      <w:r>
+        <w:rPr>
+          <w:rFonts w:hint="default" w:asciiTheme="minorEastAsia" w:hAnsiTheme="minorEastAsia" w:cstheme="minorEastAsia"/>
+          <w:sz w:val="24"/>
+          <w:szCs w:val="24"/>
+          <w:lang w:val="en-US" w:eastAsia="zh-CN"/>
+        </w:rPr>
+        <w:t>)</w:t>
+      </w:r>
+      <w:r>
+        <w:rPr>
+          <w:rFonts w:hint="eastAsia" w:asciiTheme="minorEastAsia" w:hAnsiTheme="minorEastAsia" w:cstheme="minorEastAsia"/>
+          <w:sz w:val="24"/>
+          <w:szCs w:val="24"/>
+          <w:lang w:val="en-US" w:eastAsia="zh-CN"/>
+        </w:rPr>
+        <w:t xml:space="preserve"> to the latest version</w:t>
       </w:r>
     </w:p>
     <w:p>
@@ -981,8 +1010,6 @@
         </w:rPr>
         <w:t>Turn it off and follow the prompts to take effect</w:t>
       </w:r>
-      <w:bookmarkStart w:id="0" w:name="_GoBack"/>
-      <w:bookmarkEnd w:id="0"/>
       <w:r>
         <w:drawing>
           <wp:inline distT="0" distB="0" distL="114300" distR="114300">
